--- a/app/db/seed_data/templates/DEFAULT_UKR_akt_nadanykh_posluh.docx
+++ b/app/db/seed_data/templates/DEFAULT_UKR_akt_nadanykh_posluh.docx
@@ -175,16 +175,6 @@
       </w:pPr>
       <w:r>
         <w:rPr>
-          <w:rtl w:val="0"/>
-        </w:rPr>
-      </w:r>
-    </w:p>
-    <w:p>
-      <w:pPr>
-        <w:rPr/>
-      </w:pPr>
-      <w:r>
-        <w:rPr>
           <w:rFonts w:ascii="Arial" w:cs="Arial" w:eastAsia="Arial" w:hAnsi="Arial"/>
           <w:b w:val="1"/>
           <w:bCs w:val="1"/>
@@ -204,7 +194,7 @@
           <w:szCs w:val="30"/>
           <w:rtl w:val="0"/>
         </w:rPr>
-        <w:t xml:space="preserve">{{ prefix, id, sep=”” }}</w:t>
+        <w:t xml:space="preserve">{{ prefix }}{{ id }} </w:t>
       </w:r>
       <w:r>
         <w:rPr>
@@ -215,7 +205,7 @@
           <w:szCs w:val="30"/>
           <w:rtl w:val="0"/>
         </w:rPr>
-        <w:t xml:space="preserve"> від </w:t>
+        <w:t xml:space="preserve">від </w:t>
       </w:r>
       <w:r>
         <w:rPr>
@@ -254,10 +244,9 @@
         </w:rPr>
         <w:t xml:space="preserve">Ми, що нижче підписалися, представник Замовника {{ client_type }} {{ client_name }}, з одного боку, і представник Виконавця {{ provider_type }} {{ provider_name }}, з іншого боку, склали цей акт про те, що на підставі наведених документів:</w:t>
         <w:br w:type="textWrapping"/>
-        <w:t xml:space="preserve">        Розр. док.: Рахунок на оплату № {{ prefix, id, sep=”” }} від {{ date }}</w:t>
+        <w:t xml:space="preserve">        Розр. док.: Рахунок на оплату № {{prefix}}{{id}} від {{ date }}</w:t>
         <w:br w:type="textWrapping"/>
         <w:t xml:space="preserve">Виконавцем були виконані наступні роботи (надані такі послуги):</w:t>
-        <w:br w:type="textWrapping"/>
       </w:r>
     </w:p>
     <w:tbl>
@@ -788,13 +777,17 @@
                 <w:rtl w:val="0"/>
               </w:rPr>
               <w:br w:type="textWrapping"/>
-              <w:t xml:space="preserve">{{provider_type}} {{provider_name}},</w:t>
+              <w:t xml:space="preserve">{{provider_type}} {{provider_name}}</w:t>
               <w:br w:type="textWrapping"/>
-              <w:t xml:space="preserve">{{provider_tax_sys}}: {{provider_tax_id}},</w:t>
+              <w:t xml:space="preserve">{{provider_tax_sys}}: {{provider_tax_id}}</w:t>
               <w:br w:type="textWrapping"/>
-              <w:t xml:space="preserve">{{ provider_address, provider_phone, provider_email, sep=”, “ }},</w:t>
+              <w:t xml:space="preserve">{{ provider_address, provider_phone, provider_email, sep=”, “ }}</w:t>
               <w:br w:type="textWrapping"/>
-              <w:t xml:space="preserve">{{ provider_iban, provider_bank_name, provider_bank_info, sep=”, “ }}</w:t>
+              <w:t xml:space="preserve">{{( (provider_iban),</w:t>
+              <w:br w:type="textWrapping"/>
+              <w:t xml:space="preserve">(provider_bank_name, provider_bank_info)</w:t>
+              <w:br w:type="textWrapping"/>
+              <w:t xml:space="preserve">), sep=”, “ }}</w:t>
               <w:br w:type="textWrapping"/>
             </w:r>
           </w:p>
@@ -831,13 +824,17 @@
                 <w:rtl w:val="0"/>
               </w:rPr>
               <w:br w:type="textWrapping"/>
-              <w:t xml:space="preserve">{{ client_type }} {{client_name }},</w:t>
+              <w:t xml:space="preserve">{{client_type}} {{client_name}}</w:t>
               <w:br w:type="textWrapping"/>
-              <w:t xml:space="preserve">{{client_tax_sys}}: {{client_tax_id}},</w:t>
+              <w:t xml:space="preserve">{{client_tax_sys}}: {{client_tax_id}}</w:t>
               <w:br w:type="textWrapping"/>
-              <w:t xml:space="preserve">{{ client_address, client_phone, client_email, sep=”, “ }},</w:t>
+              <w:t xml:space="preserve">{{ client_address, client_phone, client_email, sep=”, “ }}</w:t>
               <w:br w:type="textWrapping"/>
-              <w:t xml:space="preserve">{{ client_iban, client_bank_name, client_bank_info, sep=”, “ }}</w:t>
+              <w:t xml:space="preserve">{{( (client_iban),</w:t>
+              <w:br w:type="textWrapping"/>
+              <w:t xml:space="preserve">(client_bank_name, client_bank_info)</w:t>
+              <w:br w:type="textWrapping"/>
+              <w:t xml:space="preserve">), sep=”, “ }}</w:t>
               <w:br w:type="textWrapping"/>
             </w:r>
           </w:p>
@@ -888,7 +885,7 @@
     <w:rPrDefault>
       <w:rPr>
         <w:rFonts w:ascii="Arial" w:cs="Arial" w:eastAsia="Arial" w:hAnsi="Arial"/>
-        <w:lang w:val="en-US"/>
+        <w:lang w:val="en"/>
       </w:rPr>
     </w:rPrDefault>
     <w:pPrDefault>
@@ -1028,14 +1025,19 @@
       <w:szCs w:val="52"/>
     </w:rPr>
   </w:style>
+  <w:style w:type="table" w:styleId="TableNormal" w:default="1">
+    <w:name w:val="TableNormal"/>
+    <w:tblPr>
+      <w:tblCellMar>
+        <w:top w:w="100.0" w:type="dxa"/>
+        <w:left w:w="100.0" w:type="dxa"/>
+        <w:bottom w:w="100.0" w:type="dxa"/>
+        <w:right w:w="100.0" w:type="dxa"/>
+      </w:tblCellMar>
+    </w:tblPr>
+  </w:style>
   <w:style w:type="paragraph" w:styleId="Normal" w:default="1">
-    <w:name w:val="Normal"/>
-    <w:qFormat w:val="1"/>
-    <w:rsid w:val="00FC693F"/>
-    <w:rPr>
-      <w:rFonts w:ascii="Arial" w:hAnsi="Arial"/>
-      <w:sz w:val="20"/>
-    </w:rPr>
+    <w:name w:val="normal"/>
   </w:style>
   <w:style w:type="paragraph" w:styleId="Header">
     <w:name w:val="header"/>
@@ -1080,144 +1082,6 @@
     <w:link w:val="Footer"/>
     <w:uiPriority w:val="99"/>
     <w:rsid w:val="00E618BF"/>
-  </w:style>
-  <w:style w:type="paragraph" w:styleId="Heading1">
-    <w:name w:val="heading 1"/>
-    <w:basedOn w:val="Normal"/>
-    <w:next w:val="Normal"/>
-    <w:link w:val="Heading1Char"/>
-    <w:uiPriority w:val="9"/>
-    <w:qFormat w:val="1"/>
-    <w:rsid w:val="00FC693F"/>
-    <w:pPr>
-      <w:keepNext w:val="1"/>
-      <w:keepLines w:val="1"/>
-      <w:spacing w:after="0" w:before="480"/>
-      <w:outlineLvl w:val="0"/>
-    </w:pPr>
-    <w:rPr>
-      <w:rFonts w:asciiTheme="majorHAnsi" w:cstheme="majorBidi" w:eastAsiaTheme="majorEastAsia" w:hAnsiTheme="majorHAnsi"/>
-      <w:b w:val="1"/>
-      <w:bCs w:val="1"/>
-      <w:color w:val="365f91" w:themeColor="accent1" w:themeShade="0000BF"/>
-      <w:sz w:val="28"/>
-      <w:szCs w:val="28"/>
-    </w:rPr>
-  </w:style>
-  <w:style w:type="paragraph" w:styleId="Heading2">
-    <w:name w:val="heading 2"/>
-    <w:basedOn w:val="Normal"/>
-    <w:next w:val="Normal"/>
-    <w:link w:val="Heading2Char"/>
-    <w:uiPriority w:val="9"/>
-    <w:unhideWhenUsed w:val="1"/>
-    <w:qFormat w:val="1"/>
-    <w:rsid w:val="00FC693F"/>
-    <w:pPr>
-      <w:keepNext w:val="1"/>
-      <w:keepLines w:val="1"/>
-      <w:spacing w:after="0" w:before="200"/>
-      <w:outlineLvl w:val="1"/>
-    </w:pPr>
-    <w:rPr>
-      <w:rFonts w:asciiTheme="majorHAnsi" w:cstheme="majorBidi" w:eastAsiaTheme="majorEastAsia" w:hAnsiTheme="majorHAnsi"/>
-      <w:b w:val="1"/>
-      <w:bCs w:val="1"/>
-      <w:color w:val="4f81bd" w:themeColor="accent1"/>
-      <w:sz w:val="26"/>
-      <w:szCs w:val="26"/>
-    </w:rPr>
-  </w:style>
-  <w:style w:type="paragraph" w:styleId="Heading3">
-    <w:name w:val="heading 3"/>
-    <w:basedOn w:val="Normal"/>
-    <w:next w:val="Normal"/>
-    <w:link w:val="Heading3Char"/>
-    <w:uiPriority w:val="9"/>
-    <w:unhideWhenUsed w:val="1"/>
-    <w:qFormat w:val="1"/>
-    <w:rsid w:val="00FC693F"/>
-    <w:pPr>
-      <w:keepNext w:val="1"/>
-      <w:keepLines w:val="1"/>
-      <w:spacing w:after="0" w:before="200"/>
-      <w:outlineLvl w:val="2"/>
-    </w:pPr>
-    <w:rPr>
-      <w:rFonts w:asciiTheme="majorHAnsi" w:cstheme="majorBidi" w:eastAsiaTheme="majorEastAsia" w:hAnsiTheme="majorHAnsi"/>
-      <w:b w:val="1"/>
-      <w:bCs w:val="1"/>
-      <w:color w:val="4f81bd" w:themeColor="accent1"/>
-    </w:rPr>
-  </w:style>
-  <w:style w:type="paragraph" w:styleId="Heading4">
-    <w:name w:val="heading 4"/>
-    <w:basedOn w:val="Normal"/>
-    <w:next w:val="Normal"/>
-    <w:link w:val="Heading4Char"/>
-    <w:uiPriority w:val="9"/>
-    <w:semiHidden w:val="1"/>
-    <w:unhideWhenUsed w:val="1"/>
-    <w:qFormat w:val="1"/>
-    <w:rsid w:val="00FC693F"/>
-    <w:pPr>
-      <w:keepNext w:val="1"/>
-      <w:keepLines w:val="1"/>
-      <w:spacing w:after="0" w:before="200"/>
-      <w:outlineLvl w:val="3"/>
-    </w:pPr>
-    <w:rPr>
-      <w:rFonts w:asciiTheme="majorHAnsi" w:cstheme="majorBidi" w:eastAsiaTheme="majorEastAsia" w:hAnsiTheme="majorHAnsi"/>
-      <w:b w:val="1"/>
-      <w:bCs w:val="1"/>
-      <w:i w:val="1"/>
-      <w:iCs w:val="1"/>
-      <w:color w:val="4f81bd" w:themeColor="accent1"/>
-    </w:rPr>
-  </w:style>
-  <w:style w:type="paragraph" w:styleId="Heading5">
-    <w:name w:val="heading 5"/>
-    <w:basedOn w:val="Normal"/>
-    <w:next w:val="Normal"/>
-    <w:link w:val="Heading5Char"/>
-    <w:uiPriority w:val="9"/>
-    <w:semiHidden w:val="1"/>
-    <w:unhideWhenUsed w:val="1"/>
-    <w:qFormat w:val="1"/>
-    <w:rsid w:val="00FC693F"/>
-    <w:pPr>
-      <w:keepNext w:val="1"/>
-      <w:keepLines w:val="1"/>
-      <w:spacing w:after="0" w:before="200"/>
-      <w:outlineLvl w:val="4"/>
-    </w:pPr>
-    <w:rPr>
-      <w:rFonts w:asciiTheme="majorHAnsi" w:cstheme="majorBidi" w:eastAsiaTheme="majorEastAsia" w:hAnsiTheme="majorHAnsi"/>
-      <w:color w:val="243f60" w:themeColor="accent1" w:themeShade="00007F"/>
-    </w:rPr>
-  </w:style>
-  <w:style w:type="paragraph" w:styleId="Heading6">
-    <w:name w:val="heading 6"/>
-    <w:basedOn w:val="Normal"/>
-    <w:next w:val="Normal"/>
-    <w:link w:val="Heading6Char"/>
-    <w:uiPriority w:val="9"/>
-    <w:semiHidden w:val="1"/>
-    <w:unhideWhenUsed w:val="1"/>
-    <w:qFormat w:val="1"/>
-    <w:rsid w:val="00FC693F"/>
-    <w:pPr>
-      <w:keepNext w:val="1"/>
-      <w:keepLines w:val="1"/>
-      <w:spacing w:after="0" w:before="200"/>
-      <w:outlineLvl w:val="5"/>
-    </w:pPr>
-    <w:rPr>
-      <w:rFonts w:asciiTheme="majorHAnsi" w:cstheme="majorBidi" w:eastAsiaTheme="majorEastAsia" w:hAnsiTheme="majorHAnsi"/>
-      <w:i w:val="1"/>
-      <w:iCs w:val="1"/>
-      <w:color w:val="243f60" w:themeColor="accent1" w:themeShade="00007F"/>
-    </w:rPr>
   </w:style>
   <w:style w:type="paragraph" w:styleId="Heading7">
     <w:name w:val="heading 7"/>
@@ -1369,30 +1233,6 @@
       <w:color w:val="4f81bd" w:themeColor="accent1"/>
     </w:rPr>
   </w:style>
-  <w:style w:type="paragraph" w:styleId="Title">
-    <w:name w:val="Title"/>
-    <w:basedOn w:val="Normal"/>
-    <w:next w:val="Normal"/>
-    <w:link w:val="TitleChar"/>
-    <w:uiPriority w:val="10"/>
-    <w:qFormat w:val="1"/>
-    <w:rsid w:val="00FC693F"/>
-    <w:pPr>
-      <w:pBdr>
-        <w:bottom w:color="4f81bd" w:space="4" w:sz="8" w:themeColor="accent1" w:val="single"/>
-      </w:pBdr>
-      <w:spacing w:after="300" w:line="240" w:lineRule="auto"/>
-      <w:contextualSpacing w:val="1"/>
-    </w:pPr>
-    <w:rPr>
-      <w:rFonts w:asciiTheme="majorHAnsi" w:cstheme="majorBidi" w:eastAsiaTheme="majorEastAsia" w:hAnsiTheme="majorHAnsi"/>
-      <w:color w:val="17365d" w:themeColor="text2" w:themeShade="0000BF"/>
-      <w:spacing w:val="5"/>
-      <w:kern w:val="28"/>
-      <w:sz w:val="52"/>
-      <w:szCs w:val="52"/>
-    </w:rPr>
-  </w:style>
   <w:style w:type="character" w:styleId="TitleChar" w:customStyle="1">
     <w:name w:val="Title Char"/>
     <w:basedOn w:val="DefaultParagraphFont"/>
@@ -1406,29 +1246,6 @@
       <w:kern w:val="28"/>
       <w:sz w:val="52"/>
       <w:szCs w:val="52"/>
-    </w:rPr>
-  </w:style>
-  <w:style w:type="paragraph" w:styleId="Subtitle">
-    <w:name w:val="Subtitle"/>
-    <w:basedOn w:val="Normal"/>
-    <w:next w:val="Normal"/>
-    <w:link w:val="SubtitleChar"/>
-    <w:uiPriority w:val="11"/>
-    <w:qFormat w:val="1"/>
-    <w:rsid w:val="00FC693F"/>
-    <w:pPr>
-      <w:numPr>
-        <w:ilvl w:val="1"/>
-      </w:numPr>
-    </w:pPr>
-    <w:rPr>
-      <w:rFonts w:asciiTheme="majorHAnsi" w:cstheme="majorBidi" w:eastAsiaTheme="majorEastAsia" w:hAnsiTheme="majorHAnsi"/>
-      <w:i w:val="1"/>
-      <w:iCs w:val="1"/>
-      <w:color w:val="4f81bd" w:themeColor="accent1"/>
-      <w:spacing w:val="15"/>
-      <w:sz w:val="24"/>
-      <w:szCs w:val="24"/>
     </w:rPr>
   </w:style>
   <w:style w:type="character" w:styleId="SubtitleChar" w:customStyle="1">
@@ -12718,6 +12535,45 @@
         <w:shd w:color="auto" w:fill="fbcaa2" w:themeFill="accent6" w:themeFillTint="00007F" w:val="clear"/>
       </w:tcPr>
     </w:tblStylePr>
+  </w:style>
+  <w:style w:type="table" w:styleId="Table1">
+    <w:basedOn w:val="TableNormal"/>
+    <w:tblPr>
+      <w:tblStyleRowBandSize w:val="1"/>
+      <w:tblStyleColBandSize w:val="1"/>
+      <w:tblCellMar>
+        <w:top w:w="0.0" w:type="dxa"/>
+        <w:left w:w="115.0" w:type="dxa"/>
+        <w:bottom w:w="0.0" w:type="dxa"/>
+        <w:right w:w="115.0" w:type="dxa"/>
+      </w:tblCellMar>
+    </w:tblPr>
+  </w:style>
+  <w:style w:type="table" w:styleId="Table2">
+    <w:basedOn w:val="TableNormal"/>
+    <w:tblPr>
+      <w:tblStyleRowBandSize w:val="1"/>
+      <w:tblStyleColBandSize w:val="1"/>
+      <w:tblCellMar>
+        <w:top w:w="0.0" w:type="dxa"/>
+        <w:left w:w="115.0" w:type="dxa"/>
+        <w:bottom w:w="0.0" w:type="dxa"/>
+        <w:right w:w="115.0" w:type="dxa"/>
+      </w:tblCellMar>
+    </w:tblPr>
+  </w:style>
+  <w:style w:type="table" w:styleId="Table3">
+    <w:basedOn w:val="TableNormal"/>
+    <w:tblPr>
+      <w:tblStyleRowBandSize w:val="1"/>
+      <w:tblStyleColBandSize w:val="1"/>
+      <w:tblCellMar>
+        <w:top w:w="0.0" w:type="dxa"/>
+        <w:left w:w="115.0" w:type="dxa"/>
+        <w:bottom w:w="0.0" w:type="dxa"/>
+        <w:right w:w="115.0" w:type="dxa"/>
+      </w:tblCellMar>
+    </w:tblPr>
   </w:style>
   <w:style w:type="paragraph" w:styleId="Subtitle">
     <w:name w:val="Subtitle"/>
@@ -13097,7 +12953,7 @@
 
 <file path=customXML/item1.xml><?xml version="1.0" encoding="utf-8"?>
 <go:gDocsCustomXmlDataStorage xmlns:go="http://customooxmlschemas.google.com/" xmlns:r="http://schemas.openxmlformats.org/officeDocument/2006/relationships" uri="GoogleDocsCustomDataVersion2">
-  <go:docsCustomData xmlns:go="http://customooxmlschemas.google.com/" roundtripDataSignature="AMtx7mgORwKcZyQSGQ9GFuzVrUb0m8ZSRw==">CgMxLjA4AHIhMVl4eV9IWFhBRG1yM1dRR3lRUUhLTmlYQW9tVmZDZUJE</go:docsCustomData>
+  <go:docsCustomData xmlns:go="http://customooxmlschemas.google.com/" roundtripDataSignature="AMtx7miYBr2wzZAHEz/snUW9u8Vo2AzCfQ==">CgMxLjA4AHIhMXJQR0FYLVFGX0hZXy1UdjkwN2dMd0xTdFp0RHhzS3U5</go:docsCustomData>
 </go:gDocsCustomXmlDataStorage>
 </file>
 
